--- a/Entrega_Fase3_Grupo14/1_Informe/informe_fase3_secciones_Brayan_FORMATO.docx
+++ b/Entrega_Fase3_Grupo14/1_Informe/informe_fase3_secciones_Brayan_FORMATO.docx
@@ -2,6 +2,32 @@
 <file path=word/document.xml><?xml version="1.0" encoding="utf-8"?>
 <w:document xmlns:mc="http://schemas.openxmlformats.org/markup-compatibility/2006" xmlns:o="urn:schemas-microsoft-com:office:office" xmlns:r="http://schemas.openxmlformats.org/officeDocument/2006/relationships" xmlns:m="http://schemas.openxmlformats.org/officeDocument/2006/math" xmlns:v="urn:schemas-microsoft-com:vml" xmlns:wp="http://schemas.openxmlformats.org/drawingml/2006/wordprocessingDrawing" xmlns:w10="urn:schemas-microsoft-com:office:word" xmlns:w="http://schemas.openxmlformats.org/wordprocessingml/2006/main" xmlns:wne="http://schemas.microsoft.com/office/word/2006/wordml" xmlns:sl="http://schemas.openxmlformats.org/schemaLibrary/2006/main" xmlns:a="http://schemas.openxmlformats.org/drawingml/2006/main" xmlns:pic="http://schemas.openxmlformats.org/drawingml/2006/picture" xmlns:c="http://schemas.openxmlformats.org/drawingml/2006/chart" xmlns:lc="http://schemas.openxmlformats.org/drawingml/2006/lockedCanvas" xmlns:dgm="http://schemas.openxmlformats.org/drawingml/2006/diagram" xmlns:wps="http://schemas.microsoft.com/office/word/2010/wordprocessingShape" xmlns:wpg="http://schemas.microsoft.com/office/word/2010/wordprocessingGroup" xmlns:w14="http://schemas.microsoft.com/office/word/2010/wordml" xmlns:w15="http://schemas.microsoft.com/office/word/2012/wordml" xmlns:w16="http://schemas.microsoft.com/office/word/2018/wordml" xmlns:w16cex="http://schemas.microsoft.com/office/word/2018/wordml/cex" xmlns:w16cid="http://schemas.microsoft.com/office/word/2016/wordml/cid" xmlns="http://schemas.microsoft.com/office/tasks/2019/documenttasks" xmlns:cr="http://schemas.microsoft.com/office/comments/2020/reactions">
   <w:body>
+    <w:p>
+      <w:pPr>
+        <w:jc w:val="center"/>
+      </w:pPr>
+      <w:r>
+        <w:rPr>
+          <w:rFonts w:ascii="Times New Roman" w:hAnsi="Times New Roman"/>
+          <w:b/>
+          <w:sz w:val="36"/>
+        </w:rPr>
+        <w:t>Secciones 6.2 y 10 del informe</w:t>
+      </w:r>
+    </w:p>
+    <w:p>
+      <w:pPr>
+        <w:spacing w:after="200"/>
+        <w:jc w:val="center"/>
+      </w:pPr>
+      <w:r>
+        <w:rPr>
+          <w:rFonts w:ascii="Times New Roman" w:hAnsi="Times New Roman"/>
+          <w:sz w:val="22"/>
+        </w:rPr>
+        <w:t>Brayan Emanuel García · 202300848 · Rol 4</w:t>
+      </w:r>
+    </w:p>
     <w:p>
       <w:pPr>
         <w:pStyle w:val="Heading1"/>
@@ -534,55 +560,17 @@
     </w:tbl>
     <w:p>
       <w:pPr>
-        <w:keepNext w:val="0"/>
-        <w:keepLines w:val="0"/>
-        <w:pageBreakBefore w:val="0"/>
-        <w:widowControl w:val="1"/>
-        <w:pBdr>
-          <w:top w:space="0" w:sz="0" w:val="nil"/>
-          <w:left w:space="0" w:sz="0" w:val="nil"/>
-          <w:bottom w:space="0" w:sz="0" w:val="nil"/>
-          <w:right w:space="0" w:sz="0" w:val="nil"/>
-          <w:between w:space="0" w:sz="0" w:val="nil"/>
-        </w:pBdr>
-        <w:shd w:fill="auto" w:val="clear"/>
-        <w:spacing w:after="200" w:before="0" w:line="240" w:lineRule="auto"/>
-        <w:ind w:left="0" w:right="0" w:firstLine="0"/>
+        <w:spacing w:before="40" w:after="120"/>
         <w:jc w:val="center"/>
-        <w:rPr>
-          <w:rFonts w:ascii="Times New Roman" w:cs="Times New Roman" w:eastAsia="Times New Roman" w:hAnsi="Times New Roman"/>
-          <w:b w:val="0"/>
-          <w:bCs w:val="0"/>
-          <w:i w:val="1"/>
-          <w:iCs w:val="1"/>
-          <w:smallCaps w:val="0"/>
-          <w:strike w:val="0"/>
-          <w:color w:val="1f497d"/>
+      </w:pPr>
+      <w:r>
+        <w:rPr>
+          <w:rFonts w:ascii="Times New Roman" w:hAnsi="Times New Roman"/>
+          <w:i/>
+          <w:color w:val="1F497D"/>
           <w:sz w:val="18"/>
-          <w:szCs w:val="18"/>
-          <w:u w:val="none"/>
-          <w:shd w:fill="auto" w:val="clear"/>
-          <w:vertAlign w:val="baseline"/>
-        </w:rPr>
-      </w:pPr>
-      <w:r>
-        <w:rPr>
-          <w:rFonts w:ascii="Times New Roman" w:cs="Times New Roman" w:eastAsia="Times New Roman" w:hAnsi="Times New Roman"/>
-          <w:b w:val="0"/>
-          <w:bCs w:val="0"/>
-          <w:i w:val="1"/>
-          <w:iCs w:val="1"/>
-          <w:smallCaps w:val="0"/>
-          <w:strike w:val="0"/>
-          <w:color w:val="1f497d"/>
-          <w:sz w:val="18"/>
-          <w:szCs w:val="18"/>
-          <w:u w:val="none"/>
-          <w:shd w:fill="auto" w:val="clear"/>
-          <w:vertAlign w:val="baseline"/>
-          <w:rtl w:val="0"/>
-        </w:rPr>
-        <w:t xml:space="preserve">Tabla 1. Pedidos del flujo B. Elaboración propia.</w:t>
+        </w:rPr>
+        <w:t>Tabla 1. Pedidos del flujo B. Elaboración propia.</w:t>
       </w:r>
     </w:p>
     <w:p>
@@ -633,55 +621,18 @@
     </w:p>
     <w:p>
       <w:pPr>
-        <w:keepNext w:val="0"/>
-        <w:keepLines w:val="0"/>
-        <w:pageBreakBefore w:val="0"/>
-        <w:widowControl w:val="1"/>
-        <w:pBdr>
-          <w:top w:space="0" w:sz="0" w:val="nil"/>
-          <w:left w:space="0" w:sz="0" w:val="nil"/>
-          <w:bottom w:space="0" w:sz="0" w:val="nil"/>
-          <w:right w:space="0" w:sz="0" w:val="nil"/>
-          <w:between w:space="0" w:sz="0" w:val="nil"/>
-        </w:pBdr>
-        <w:shd w:fill="auto" w:val="clear"/>
-        <w:spacing w:after="200" w:before="0" w:line="240" w:lineRule="auto"/>
-        <w:ind w:left="0" w:right="0" w:firstLine="0"/>
+        <w:spacing w:after="120"/>
         <w:jc w:val="center"/>
-        <w:rPr>
-          <w:rFonts w:ascii="Times New Roman" w:cs="Times New Roman" w:eastAsia="Times New Roman" w:hAnsi="Times New Roman"/>
+      </w:pPr>
+      <w:r>
+        <w:rPr>
+          <w:rFonts w:ascii="Times New Roman" w:hAnsi="Times New Roman"/>
           <w:b w:val="0"/>
-          <w:bCs w:val="0"/>
-          <w:i w:val="1"/>
-          <w:iCs w:val="1"/>
-          <w:smallCaps w:val="0"/>
-          <w:strike w:val="0"/>
-          <w:color w:val="1f497d"/>
+          <w:i/>
+          <w:color w:val="1F497D"/>
           <w:sz w:val="18"/>
-          <w:szCs w:val="18"/>
-          <w:u w:val="none"/>
-          <w:shd w:fill="auto" w:val="clear"/>
-          <w:vertAlign w:val="baseline"/>
-        </w:rPr>
-      </w:pPr>
-      <w:r>
-        <w:rPr>
-          <w:rFonts w:ascii="Times New Roman" w:cs="Times New Roman" w:eastAsia="Times New Roman" w:hAnsi="Times New Roman"/>
-          <w:b w:val="0"/>
-          <w:bCs w:val="0"/>
-          <w:i w:val="1"/>
-          <w:iCs w:val="1"/>
-          <w:smallCaps w:val="0"/>
-          <w:strike w:val="0"/>
-          <w:color w:val="1f497d"/>
-          <w:sz w:val="18"/>
-          <w:szCs w:val="18"/>
-          <w:u w:val="none"/>
-          <w:shd w:fill="auto" w:val="clear"/>
-          <w:vertAlign w:val="baseline"/>
-          <w:rtl w:val="0"/>
-        </w:rPr>
-        <w:t xml:space="preserve">Figura 1. Lead generado desde el sitio web. Elaboración propia.</w:t>
+        </w:rPr>
+        <w:t>Figura 1. Lead generado desde el sitio web. Elaboración propia.</w:t>
       </w:r>
     </w:p>
     <w:p>
@@ -861,55 +812,18 @@
     </w:p>
     <w:p>
       <w:pPr>
-        <w:keepNext w:val="0"/>
-        <w:keepLines w:val="0"/>
-        <w:pageBreakBefore w:val="0"/>
-        <w:widowControl w:val="1"/>
-        <w:pBdr>
-          <w:top w:space="0" w:sz="0" w:val="nil"/>
-          <w:left w:space="0" w:sz="0" w:val="nil"/>
-          <w:bottom w:space="0" w:sz="0" w:val="nil"/>
-          <w:right w:space="0" w:sz="0" w:val="nil"/>
-          <w:between w:space="0" w:sz="0" w:val="nil"/>
-        </w:pBdr>
-        <w:shd w:fill="auto" w:val="clear"/>
-        <w:spacing w:after="200" w:before="0" w:line="240" w:lineRule="auto"/>
-        <w:ind w:left="0" w:right="0" w:firstLine="0"/>
+        <w:spacing w:after="120"/>
         <w:jc w:val="center"/>
-        <w:rPr>
-          <w:rFonts w:ascii="Times New Roman" w:cs="Times New Roman" w:eastAsia="Times New Roman" w:hAnsi="Times New Roman"/>
+      </w:pPr>
+      <w:r>
+        <w:rPr>
+          <w:rFonts w:ascii="Times New Roman" w:hAnsi="Times New Roman"/>
           <w:b w:val="0"/>
-          <w:bCs w:val="0"/>
-          <w:i w:val="1"/>
-          <w:iCs w:val="1"/>
-          <w:smallCaps w:val="0"/>
-          <w:strike w:val="0"/>
-          <w:color w:val="1f497d"/>
+          <w:i/>
+          <w:color w:val="1F497D"/>
           <w:sz w:val="18"/>
-          <w:szCs w:val="18"/>
-          <w:u w:val="none"/>
-          <w:shd w:fill="auto" w:val="clear"/>
-          <w:vertAlign w:val="baseline"/>
-        </w:rPr>
-      </w:pPr>
-      <w:r>
-        <w:rPr>
-          <w:rFonts w:ascii="Times New Roman" w:cs="Times New Roman" w:eastAsia="Times New Roman" w:hAnsi="Times New Roman"/>
-          <w:b w:val="0"/>
-          <w:bCs w:val="0"/>
-          <w:i w:val="1"/>
-          <w:iCs w:val="1"/>
-          <w:smallCaps w:val="0"/>
-          <w:strike w:val="0"/>
-          <w:color w:val="1f497d"/>
-          <w:sz w:val="18"/>
-          <w:szCs w:val="18"/>
-          <w:u w:val="none"/>
-          <w:shd w:fill="auto" w:val="clear"/>
-          <w:vertAlign w:val="baseline"/>
-          <w:rtl w:val="0"/>
-        </w:rPr>
-        <w:t xml:space="preserve">Figura 2. Existencias por producto. Elaboración propia.</w:t>
+        </w:rPr>
+        <w:t>Figura 2. Existencias por producto. Elaboración propia.</w:t>
       </w:r>
     </w:p>
     <w:p>
@@ -1013,55 +927,18 @@
     </w:p>
     <w:p>
       <w:pPr>
-        <w:keepNext w:val="0"/>
-        <w:keepLines w:val="0"/>
-        <w:pageBreakBefore w:val="0"/>
-        <w:widowControl w:val="1"/>
-        <w:pBdr>
-          <w:top w:space="0" w:sz="0" w:val="nil"/>
-          <w:left w:space="0" w:sz="0" w:val="nil"/>
-          <w:bottom w:space="0" w:sz="0" w:val="nil"/>
-          <w:right w:space="0" w:sz="0" w:val="nil"/>
-          <w:between w:space="0" w:sz="0" w:val="nil"/>
-        </w:pBdr>
-        <w:shd w:fill="auto" w:val="clear"/>
-        <w:spacing w:after="200" w:before="0" w:line="240" w:lineRule="auto"/>
-        <w:ind w:left="0" w:right="0" w:firstLine="0"/>
+        <w:spacing w:after="120"/>
         <w:jc w:val="center"/>
-        <w:rPr>
-          <w:rFonts w:ascii="Times New Roman" w:cs="Times New Roman" w:eastAsia="Times New Roman" w:hAnsi="Times New Roman"/>
+      </w:pPr>
+      <w:r>
+        <w:rPr>
+          <w:rFonts w:ascii="Times New Roman" w:hAnsi="Times New Roman"/>
           <w:b w:val="0"/>
-          <w:bCs w:val="0"/>
-          <w:i w:val="1"/>
-          <w:iCs w:val="1"/>
-          <w:smallCaps w:val="0"/>
-          <w:strike w:val="0"/>
-          <w:color w:val="1f497d"/>
+          <w:i/>
+          <w:color w:val="1F497D"/>
           <w:sz w:val="18"/>
-          <w:szCs w:val="18"/>
-          <w:u w:val="none"/>
-          <w:shd w:fill="auto" w:val="clear"/>
-          <w:vertAlign w:val="baseline"/>
-        </w:rPr>
-      </w:pPr>
-      <w:r>
-        <w:rPr>
-          <w:rFonts w:ascii="Times New Roman" w:cs="Times New Roman" w:eastAsia="Times New Roman" w:hAnsi="Times New Roman"/>
-          <w:b w:val="0"/>
-          <w:bCs w:val="0"/>
-          <w:i w:val="1"/>
-          <w:iCs w:val="1"/>
-          <w:smallCaps w:val="0"/>
-          <w:strike w:val="0"/>
-          <w:color w:val="1f497d"/>
-          <w:sz w:val="18"/>
-          <w:szCs w:val="18"/>
-          <w:u w:val="none"/>
-          <w:shd w:fill="auto" w:val="clear"/>
-          <w:vertAlign w:val="baseline"/>
-          <w:rtl w:val="0"/>
-        </w:rPr>
-        <w:t xml:space="preserve">Figura 3. Inventario por categoría. Elaboración propia.</w:t>
+        </w:rPr>
+        <w:t>Figura 3. Inventario por categoría. Elaboración propia.</w:t>
       </w:r>
     </w:p>
     <w:p>
@@ -1160,55 +1037,18 @@
     </w:p>
     <w:p>
       <w:pPr>
-        <w:keepNext w:val="0"/>
-        <w:keepLines w:val="0"/>
-        <w:pageBreakBefore w:val="0"/>
-        <w:widowControl w:val="1"/>
-        <w:pBdr>
-          <w:top w:space="0" w:sz="0" w:val="nil"/>
-          <w:left w:space="0" w:sz="0" w:val="nil"/>
-          <w:bottom w:space="0" w:sz="0" w:val="nil"/>
-          <w:right w:space="0" w:sz="0" w:val="nil"/>
-          <w:between w:space="0" w:sz="0" w:val="nil"/>
-        </w:pBdr>
-        <w:shd w:fill="auto" w:val="clear"/>
-        <w:spacing w:after="200" w:before="0" w:line="240" w:lineRule="auto"/>
-        <w:ind w:left="0" w:right="0" w:firstLine="0"/>
+        <w:spacing w:after="120"/>
         <w:jc w:val="center"/>
-        <w:rPr>
-          <w:rFonts w:ascii="Times New Roman" w:cs="Times New Roman" w:eastAsia="Times New Roman" w:hAnsi="Times New Roman"/>
+      </w:pPr>
+      <w:r>
+        <w:rPr>
+          <w:rFonts w:ascii="Times New Roman" w:hAnsi="Times New Roman"/>
           <w:b w:val="0"/>
-          <w:bCs w:val="0"/>
-          <w:i w:val="1"/>
-          <w:iCs w:val="1"/>
-          <w:smallCaps w:val="0"/>
-          <w:strike w:val="0"/>
-          <w:color w:val="1f497d"/>
+          <w:i/>
+          <w:color w:val="1F497D"/>
           <w:sz w:val="18"/>
-          <w:szCs w:val="18"/>
-          <w:u w:val="none"/>
-          <w:shd w:fill="auto" w:val="clear"/>
-          <w:vertAlign w:val="baseline"/>
-        </w:rPr>
-      </w:pPr>
-      <w:r>
-        <w:rPr>
-          <w:rFonts w:ascii="Times New Roman" w:cs="Times New Roman" w:eastAsia="Times New Roman" w:hAnsi="Times New Roman"/>
-          <w:b w:val="0"/>
-          <w:bCs w:val="0"/>
-          <w:i w:val="1"/>
-          <w:iCs w:val="1"/>
-          <w:smallCaps w:val="0"/>
-          <w:strike w:val="0"/>
-          <w:color w:val="1f497d"/>
-          <w:sz w:val="18"/>
-          <w:szCs w:val="18"/>
-          <w:u w:val="none"/>
-          <w:shd w:fill="auto" w:val="clear"/>
-          <w:vertAlign w:val="baseline"/>
-          <w:rtl w:val="0"/>
-        </w:rPr>
-        <w:t xml:space="preserve">Figura 4. Productos con stock bajo. Elaboración propia.</w:t>
+        </w:rPr>
+        <w:t>Figura 4. Productos con stock bajo. Elaboración propia.</w:t>
       </w:r>
     </w:p>
     <w:p>
@@ -1308,55 +1148,18 @@
     </w:p>
     <w:p>
       <w:pPr>
-        <w:keepNext w:val="0"/>
-        <w:keepLines w:val="0"/>
-        <w:pageBreakBefore w:val="0"/>
-        <w:widowControl w:val="1"/>
-        <w:pBdr>
-          <w:top w:space="0" w:sz="0" w:val="nil"/>
-          <w:left w:space="0" w:sz="0" w:val="nil"/>
-          <w:bottom w:space="0" w:sz="0" w:val="nil"/>
-          <w:right w:space="0" w:sz="0" w:val="nil"/>
-          <w:between w:space="0" w:sz="0" w:val="nil"/>
-        </w:pBdr>
-        <w:shd w:fill="auto" w:val="clear"/>
-        <w:spacing w:after="200" w:before="0" w:line="240" w:lineRule="auto"/>
-        <w:ind w:left="0" w:right="0" w:firstLine="0"/>
+        <w:spacing w:after="120"/>
         <w:jc w:val="center"/>
-        <w:rPr>
-          <w:rFonts w:ascii="Times New Roman" w:cs="Times New Roman" w:eastAsia="Times New Roman" w:hAnsi="Times New Roman"/>
+      </w:pPr>
+      <w:r>
+        <w:rPr>
+          <w:rFonts w:ascii="Times New Roman" w:hAnsi="Times New Roman"/>
           <w:b w:val="0"/>
-          <w:bCs w:val="0"/>
-          <w:i w:val="1"/>
-          <w:iCs w:val="1"/>
-          <w:smallCaps w:val="0"/>
-          <w:strike w:val="0"/>
-          <w:color w:val="1f497d"/>
+          <w:i/>
+          <w:color w:val="1F497D"/>
           <w:sz w:val="18"/>
-          <w:szCs w:val="18"/>
-          <w:u w:val="none"/>
-          <w:shd w:fill="auto" w:val="clear"/>
-          <w:vertAlign w:val="baseline"/>
-        </w:rPr>
-      </w:pPr>
-      <w:r>
-        <w:rPr>
-          <w:rFonts w:ascii="Times New Roman" w:cs="Times New Roman" w:eastAsia="Times New Roman" w:hAnsi="Times New Roman"/>
-          <w:b w:val="0"/>
-          <w:bCs w:val="0"/>
-          <w:i w:val="1"/>
-          <w:iCs w:val="1"/>
-          <w:smallCaps w:val="0"/>
-          <w:strike w:val="0"/>
-          <w:color w:val="1f497d"/>
-          <w:sz w:val="18"/>
-          <w:szCs w:val="18"/>
-          <w:u w:val="none"/>
-          <w:shd w:fill="auto" w:val="clear"/>
-          <w:vertAlign w:val="baseline"/>
-          <w:rtl w:val="0"/>
-        </w:rPr>
-        <w:t xml:space="preserve">Figura 5. Evolución de las ventas por día, semana y mes. Elaboración propia.</w:t>
+        </w:rPr>
+        <w:t>Figura 5. Evolución de las ventas por día, semana y mes. Elaboración propia.</w:t>
       </w:r>
     </w:p>
     <w:p>
@@ -1455,55 +1258,18 @@
     </w:p>
     <w:p>
       <w:pPr>
-        <w:keepNext w:val="0"/>
-        <w:keepLines w:val="0"/>
-        <w:pageBreakBefore w:val="0"/>
-        <w:widowControl w:val="1"/>
-        <w:pBdr>
-          <w:top w:space="0" w:sz="0" w:val="nil"/>
-          <w:left w:space="0" w:sz="0" w:val="nil"/>
-          <w:bottom w:space="0" w:sz="0" w:val="nil"/>
-          <w:right w:space="0" w:sz="0" w:val="nil"/>
-          <w:between w:space="0" w:sz="0" w:val="nil"/>
-        </w:pBdr>
-        <w:shd w:fill="auto" w:val="clear"/>
-        <w:spacing w:after="200" w:before="0" w:line="240" w:lineRule="auto"/>
-        <w:ind w:left="0" w:right="0" w:firstLine="0"/>
+        <w:spacing w:after="120"/>
         <w:jc w:val="center"/>
-        <w:rPr>
-          <w:rFonts w:ascii="Times New Roman" w:cs="Times New Roman" w:eastAsia="Times New Roman" w:hAnsi="Times New Roman"/>
+      </w:pPr>
+      <w:r>
+        <w:rPr>
+          <w:rFonts w:ascii="Times New Roman" w:hAnsi="Times New Roman"/>
           <w:b w:val="0"/>
-          <w:bCs w:val="0"/>
-          <w:i w:val="1"/>
-          <w:iCs w:val="1"/>
-          <w:smallCaps w:val="0"/>
-          <w:strike w:val="0"/>
-          <w:color w:val="1f497d"/>
+          <w:i/>
+          <w:color w:val="1F497D"/>
           <w:sz w:val="18"/>
-          <w:szCs w:val="18"/>
-          <w:u w:val="none"/>
-          <w:shd w:fill="auto" w:val="clear"/>
-          <w:vertAlign w:val="baseline"/>
-        </w:rPr>
-      </w:pPr>
-      <w:r>
-        <w:rPr>
-          <w:rFonts w:ascii="Times New Roman" w:cs="Times New Roman" w:eastAsia="Times New Roman" w:hAnsi="Times New Roman"/>
-          <w:b w:val="0"/>
-          <w:bCs w:val="0"/>
-          <w:i w:val="1"/>
-          <w:iCs w:val="1"/>
-          <w:smallCaps w:val="0"/>
-          <w:strike w:val="0"/>
-          <w:color w:val="1f497d"/>
-          <w:sz w:val="18"/>
-          <w:szCs w:val="18"/>
-          <w:u w:val="none"/>
-          <w:shd w:fill="auto" w:val="clear"/>
-          <w:vertAlign w:val="baseline"/>
-          <w:rtl w:val="0"/>
-        </w:rPr>
-        <w:t xml:space="preserve">Figura 6. Los cinco productos más vendidos. Elaboración propia.</w:t>
+        </w:rPr>
+        <w:t>Figura 6. Los cinco productos más vendidos. Elaboración propia.</w:t>
       </w:r>
     </w:p>
     <w:p>
@@ -1602,21 +1368,22 @@
     </w:p>
     <w:p>
       <w:pPr>
-        <w:keepNext w:val="0"/>
-        <w:keepLines w:val="0"/>
-        <w:pageBreakBefore w:val="0"/>
-        <w:widowControl w:val="1"/>
-        <w:pBdr>
-          <w:top w:space="0" w:sz="0" w:val="nil"/>
-          <w:left w:space="0" w:sz="0" w:val="nil"/>
-          <w:bottom w:space="0" w:sz="0" w:val="nil"/>
-          <w:right w:space="0" w:sz="0" w:val="nil"/>
-          <w:between w:space="0" w:sz="0" w:val="nil"/>
-        </w:pBdr>
-        <w:shd w:fill="auto" w:val="clear"/>
-        <w:spacing w:after="200" w:before="0" w:line="240" w:lineRule="auto"/>
-        <w:ind w:left="0" w:right="0" w:firstLine="0"/>
+        <w:spacing w:after="120"/>
         <w:jc w:val="center"/>
+      </w:pPr>
+      <w:r>
+        <w:rPr>
+          <w:rFonts w:ascii="Times New Roman" w:hAnsi="Times New Roman"/>
+          <w:b w:val="0"/>
+          <w:i/>
+          <w:color w:val="1F497D"/>
+          <w:sz w:val="18"/>
+        </w:rPr>
+        <w:t>Figura 7. Ventas y ganancias por canal. Elaboración propia.</w:t>
+      </w:r>
+    </w:p>
+    <w:p>
+      <w:pPr>
         <w:rPr>
           <w:rFonts w:ascii="Times New Roman" w:cs="Times New Roman" w:eastAsia="Times New Roman" w:hAnsi="Times New Roman"/>
           <w:b w:val="0"/>
@@ -1635,46 +1402,24 @@
       </w:pPr>
       <w:r>
         <w:rPr>
-          <w:rFonts w:ascii="Times New Roman" w:cs="Times New Roman" w:eastAsia="Times New Roman" w:hAnsi="Times New Roman"/>
-          <w:b w:val="0"/>
-          <w:bCs w:val="0"/>
-          <w:i w:val="1"/>
-          <w:iCs w:val="1"/>
-          <w:smallCaps w:val="0"/>
-          <w:strike w:val="0"/>
-          <w:color w:val="1f497d"/>
-          <w:sz w:val="18"/>
-          <w:szCs w:val="18"/>
-          <w:u w:val="none"/>
-          <w:shd w:fill="auto" w:val="clear"/>
-          <w:vertAlign w:val="baseline"/>
-          <w:rtl w:val="0"/>
-        </w:rPr>
-        <w:t xml:space="preserve">Figura 7. Ventas y ganancias por canal. Elaboración propia.</w:t>
-      </w:r>
-    </w:p>
-    <w:p>
-      <w:pPr>
-        <w:rPr>
-          <w:rFonts w:ascii="Times New Roman" w:cs="Times New Roman" w:eastAsia="Times New Roman" w:hAnsi="Times New Roman"/>
-          <w:b w:val="0"/>
-          <w:bCs w:val="0"/>
-          <w:i w:val="1"/>
-          <w:iCs w:val="1"/>
-          <w:smallCaps w:val="0"/>
-          <w:strike w:val="0"/>
-          <w:color w:val="1f497d"/>
-          <w:sz w:val="18"/>
-          <w:szCs w:val="18"/>
-          <w:u w:val="none"/>
-          <w:shd w:fill="auto" w:val="clear"/>
-          <w:vertAlign w:val="baseline"/>
-        </w:rPr>
-      </w:pPr>
-      <w:r>
-        <w:rPr>
-          <w:rtl w:val="0"/>
-        </w:rPr>
+          <w:rtl w:val="0"/>
+        </w:rPr>
+      </w:r>
+    </w:p>
+    <w:p>
+      <w:pPr>
+        <w:pStyle w:val="Heading2"/>
+      </w:pPr>
+      <w:r>
+        <w:t>10.8 Tablero</w:t>
+      </w:r>
+    </w:p>
+    <w:p>
+      <w:pPr>
+        <w:jc w:val="both"/>
+      </w:pPr>
+      <w:r>
+        <w:t>El tablero no se incluyó porque no se pudo armar con las vistas disponibles; los reportes quedaron como favoritos. Se declara como límite en este apartado.</w:t>
       </w:r>
     </w:p>
     <w:p>
@@ -2446,55 +2191,17 @@
     </w:tbl>
     <w:p>
       <w:pPr>
-        <w:keepNext w:val="0"/>
-        <w:keepLines w:val="0"/>
-        <w:pageBreakBefore w:val="0"/>
-        <w:widowControl w:val="1"/>
-        <w:pBdr>
-          <w:top w:space="0" w:sz="0" w:val="nil"/>
-          <w:left w:space="0" w:sz="0" w:val="nil"/>
-          <w:bottom w:space="0" w:sz="0" w:val="nil"/>
-          <w:right w:space="0" w:sz="0" w:val="nil"/>
-          <w:between w:space="0" w:sz="0" w:val="nil"/>
-        </w:pBdr>
-        <w:shd w:fill="auto" w:val="clear"/>
-        <w:spacing w:after="200" w:before="0" w:line="240" w:lineRule="auto"/>
-        <w:ind w:left="0" w:right="0" w:firstLine="0"/>
+        <w:spacing w:before="40" w:after="120"/>
         <w:jc w:val="center"/>
-        <w:rPr>
-          <w:rFonts w:ascii="Times New Roman" w:cs="Times New Roman" w:eastAsia="Times New Roman" w:hAnsi="Times New Roman"/>
-          <w:b w:val="0"/>
-          <w:bCs w:val="0"/>
-          <w:i w:val="1"/>
-          <w:iCs w:val="1"/>
-          <w:smallCaps w:val="0"/>
-          <w:strike w:val="0"/>
-          <w:color w:val="1f497d"/>
+      </w:pPr>
+      <w:r>
+        <w:rPr>
+          <w:rFonts w:ascii="Times New Roman" w:hAnsi="Times New Roman"/>
+          <w:i/>
+          <w:color w:val="1F497D"/>
           <w:sz w:val="18"/>
-          <w:szCs w:val="18"/>
-          <w:u w:val="none"/>
-          <w:shd w:fill="auto" w:val="clear"/>
-          <w:vertAlign w:val="baseline"/>
-        </w:rPr>
-      </w:pPr>
-      <w:r>
-        <w:rPr>
-          <w:rFonts w:ascii="Times New Roman" w:cs="Times New Roman" w:eastAsia="Times New Roman" w:hAnsi="Times New Roman"/>
-          <w:b w:val="0"/>
-          <w:bCs w:val="0"/>
-          <w:i w:val="1"/>
-          <w:iCs w:val="1"/>
-          <w:smallCaps w:val="0"/>
-          <w:strike w:val="0"/>
-          <w:color w:val="1f497d"/>
-          <w:sz w:val="18"/>
-          <w:szCs w:val="18"/>
-          <w:u w:val="none"/>
-          <w:shd w:fill="auto" w:val="clear"/>
-          <w:vertAlign w:val="baseline"/>
-          <w:rtl w:val="0"/>
-        </w:rPr>
-        <w:t xml:space="preserve">Tabla 2. Validación de los reportes. Elaboración propia.</w:t>
+        </w:rPr>
+        <w:t>Tabla 2. Validación de los reportes. Elaboración propia.</w:t>
       </w:r>
     </w:p>
     <w:sectPr>
